--- a/Workspace/Testing/Test plan/UnitTest/UnitTest_TestCases_AccountManagement_EWMS.docx
+++ b/Workspace/Testing/Test plan/UnitTest/UnitTest_TestCases_AccountManagement_EWMS.docx
@@ -1908,7 +1908,7 @@
       <w:r>
         <w:fldChar w:fldCharType="separate"/>
       </w:r>
-      <w:hyperlink w:anchor="_Toc221310587" w:history="1">
+      <w:hyperlink w:anchor="_Toc221351218" w:history="1">
         <w:r>
           <w:rPr>
             <w:rStyle w:val="Collegamentoipertestuale"/>
@@ -1935,7 +1935,7 @@
             <w:noProof/>
             <w:webHidden/>
           </w:rPr>
-          <w:instrText xml:space="preserve"> PAGEREF _Toc221310587 \h </w:instrText>
+          <w:instrText xml:space="preserve"> PAGEREF _Toc221351218 \h </w:instrText>
         </w:r>
         <w:r>
           <w:rPr>
@@ -1977,7 +1977,7 @@
           <w14:ligatures w14:val="standardContextual"/>
         </w:rPr>
       </w:pPr>
-      <w:hyperlink w:anchor="_Toc221310588" w:history="1">
+      <w:hyperlink w:anchor="_Toc221351219" w:history="1">
         <w:r>
           <w:rPr>
             <w:rStyle w:val="Collegamentoipertestuale"/>
@@ -2004,7 +2004,7 @@
             <w:noProof/>
             <w:webHidden/>
           </w:rPr>
-          <w:instrText xml:space="preserve"> PAGEREF _Toc221310588 \h </w:instrText>
+          <w:instrText xml:space="preserve"> PAGEREF _Toc221351219 \h </w:instrText>
         </w:r>
         <w:r>
           <w:rPr>
@@ -2042,16 +2042,19 @@
           <w:tab w:val="right" w:leader="dot" w:pos="9627"/>
         </w:tabs>
         <w:rPr>
+          <w:rFonts w:asciiTheme="minorHAnsi" w:eastAsiaTheme="minorEastAsia" w:hAnsiTheme="minorHAnsi"/>
           <w:noProof/>
+          <w:szCs w:val="24"/>
+          <w:lang w:eastAsia="it-IT"/>
         </w:rPr>
       </w:pPr>
-      <w:hyperlink w:anchor="_Toc221310589" w:history="1">
+      <w:hyperlink w:anchor="_Toc221351220" w:history="1">
         <w:r>
           <w:rPr>
             <w:rStyle w:val="Collegamentoipertestuale"/>
             <w:noProof/>
           </w:rPr>
-          <w:t>addAccount</w:t>
+          <w:t>PMST_1: addAccount</w:t>
         </w:r>
         <w:r>
           <w:rPr>
@@ -2072,7 +2075,7 @@
             <w:noProof/>
             <w:webHidden/>
           </w:rPr>
-          <w:instrText xml:space="preserve"> PAGEREF _Toc221310589 \h </w:instrText>
+          <w:instrText xml:space="preserve"> PAGEREF _Toc221351220 \h </w:instrText>
         </w:r>
         <w:r>
           <w:rPr>
@@ -2110,16 +2113,19 @@
           <w:tab w:val="right" w:leader="dot" w:pos="9627"/>
         </w:tabs>
         <w:rPr>
+          <w:rFonts w:asciiTheme="minorHAnsi" w:eastAsiaTheme="minorEastAsia" w:hAnsiTheme="minorHAnsi"/>
           <w:noProof/>
+          <w:szCs w:val="24"/>
+          <w:lang w:eastAsia="it-IT"/>
         </w:rPr>
       </w:pPr>
-      <w:hyperlink w:anchor="_Toc221310590" w:history="1">
+      <w:hyperlink w:anchor="_Toc221351221" w:history="1">
         <w:r>
           <w:rPr>
             <w:rStyle w:val="Collegamentoipertestuale"/>
             <w:noProof/>
           </w:rPr>
-          <w:t>getAccount</w:t>
+          <w:t>PMST_2: getAccount</w:t>
         </w:r>
         <w:r>
           <w:rPr>
@@ -2140,7 +2146,7 @@
             <w:noProof/>
             <w:webHidden/>
           </w:rPr>
-          <w:instrText xml:space="preserve"> PAGEREF _Toc221310590 \h </w:instrText>
+          <w:instrText xml:space="preserve"> PAGEREF _Toc221351221 \h </w:instrText>
         </w:r>
         <w:r>
           <w:rPr>
@@ -2178,16 +2184,19 @@
           <w:tab w:val="right" w:leader="dot" w:pos="9627"/>
         </w:tabs>
         <w:rPr>
+          <w:rFonts w:asciiTheme="minorHAnsi" w:eastAsiaTheme="minorEastAsia" w:hAnsiTheme="minorHAnsi"/>
           <w:noProof/>
+          <w:szCs w:val="24"/>
+          <w:lang w:eastAsia="it-IT"/>
         </w:rPr>
       </w:pPr>
-      <w:hyperlink w:anchor="_Toc221310591" w:history="1">
+      <w:hyperlink w:anchor="_Toc221351222" w:history="1">
         <w:r>
           <w:rPr>
             <w:rStyle w:val="Collegamentoipertestuale"/>
             <w:noProof/>
           </w:rPr>
-          <w:t>deleteAccount</w:t>
+          <w:t>PMST_3: deleteAccount</w:t>
         </w:r>
         <w:r>
           <w:rPr>
@@ -2208,7 +2217,7 @@
             <w:noProof/>
             <w:webHidden/>
           </w:rPr>
-          <w:instrText xml:space="preserve"> PAGEREF _Toc221310591 \h </w:instrText>
+          <w:instrText xml:space="preserve"> PAGEREF _Toc221351222 \h </w:instrText>
         </w:r>
         <w:r>
           <w:rPr>
@@ -2279,7 +2288,7 @@
       <w:pPr>
         <w:pStyle w:val="Titolo1"/>
       </w:pPr>
-      <w:bookmarkStart w:id="0" w:name="_Toc221310587"/>
+      <w:bookmarkStart w:id="0" w:name="_Toc221351218"/>
       <w:r>
         <w:lastRenderedPageBreak/>
         <w:t>Introduzione</w:t>
@@ -2340,7 +2349,7 @@
       <w:pPr>
         <w:pStyle w:val="Titolo2"/>
       </w:pPr>
-      <w:bookmarkStart w:id="1" w:name="_Toc221310588"/>
+      <w:bookmarkStart w:id="1" w:name="_Toc221351219"/>
       <w:r>
         <w:t xml:space="preserve">Classe: </w:t>
       </w:r>
@@ -2356,7 +2365,10 @@
       <w:pPr>
         <w:pStyle w:val="Titolo3"/>
       </w:pPr>
-      <w:bookmarkStart w:id="2" w:name="_Toc221310589"/>
+      <w:bookmarkStart w:id="2" w:name="_Toc221351220"/>
+      <w:r>
+        <w:t xml:space="preserve">PMST_1: </w:t>
+      </w:r>
       <w:proofErr w:type="spellStart"/>
       <w:r>
         <w:t>addAccount</w:t>
@@ -4826,10 +4838,13 @@
       <w:pPr>
         <w:pStyle w:val="Titolo3"/>
       </w:pPr>
-      <w:bookmarkStart w:id="3" w:name="_Toc221310590"/>
+      <w:bookmarkStart w:id="3" w:name="_Toc221351221"/>
+      <w:r>
+        <w:lastRenderedPageBreak/>
+        <w:t xml:space="preserve">PMST_2: </w:t>
+      </w:r>
       <w:proofErr w:type="spellStart"/>
       <w:r>
-        <w:lastRenderedPageBreak/>
         <w:t>getAccount</w:t>
       </w:r>
       <w:bookmarkEnd w:id="3"/>
@@ -5440,13 +5455,13 @@
       <w:pPr>
         <w:pStyle w:val="Titolo3"/>
       </w:pPr>
-      <w:bookmarkStart w:id="4" w:name="_Toc221310591"/>
+      <w:bookmarkStart w:id="4" w:name="_Toc221351222"/>
+      <w:r>
+        <w:t xml:space="preserve">PMST_3: </w:t>
+      </w:r>
       <w:proofErr w:type="spellStart"/>
       <w:r>
-        <w:t>d</w:t>
-      </w:r>
-      <w:r>
-        <w:t>eleteAccount</w:t>
+        <w:t>deleteAccount</w:t>
       </w:r>
       <w:bookmarkEnd w:id="4"/>
       <w:proofErr w:type="spellEnd"/>
@@ -8131,6 +8146,7 @@
   <w:style w:type="character" w:default="1" w:styleId="Carpredefinitoparagrafo">
     <w:name w:val="Default Paragraph Font"/>
     <w:uiPriority w:val="1"/>
+    <w:semiHidden/>
     <w:unhideWhenUsed/>
   </w:style>
   <w:style w:type="table" w:default="1" w:styleId="Tabellanormale">
